--- a/Test1/24140110-向雨蒙-实验一-PCA.docx
+++ b/Test1/24140110-向雨蒙-实验一-PCA.docx
@@ -618,45 +618,23 @@
               </w:numPr>
               <w:ind w:left="425" w:leftChars="0" w:hanging="425" w:firstLineChars="0"/>
               <w:rPr>
+                <w:rFonts w:ascii="Times New Roman" w:hAnsi="Times New Roman" w:eastAsia="宋体"/>
+                <w:sz w:val="24"/>
+                <w:szCs w:val="24"/>
+                <w:vertAlign w:val="baseline"/>
+              </w:rPr>
+            </w:pPr>
+            <w:r>
+              <w:rPr>
                 <w:rFonts w:hint="eastAsia" w:ascii="Times New Roman" w:hAnsi="Times New Roman" w:eastAsia="宋体"/>
                 <w:sz w:val="24"/>
                 <w:szCs w:val="24"/>
                 <w:vertAlign w:val="baseline"/>
               </w:rPr>
-            </w:pPr>
-            <w:r>
-              <w:rPr>
-                <w:rFonts w:hint="eastAsia" w:ascii="Times New Roman" w:hAnsi="Times New Roman" w:eastAsia="宋体"/>
-                <w:sz w:val="24"/>
-                <w:szCs w:val="24"/>
-                <w:vertAlign w:val="baseline"/>
-              </w:rPr>
               <w:t>将原始中心化数据投影到该矩阵上，得到降维后的 k 维数据；</w:t>
             </w:r>
-          </w:p>
-          <w:p>
-            <w:pPr>
-              <w:numPr>
-                <w:ilvl w:val="0"/>
-                <w:numId w:val="1"/>
-              </w:numPr>
-              <w:ind w:left="425" w:leftChars="0" w:hanging="425" w:firstLineChars="0"/>
-              <w:rPr>
-                <w:rFonts w:ascii="Times New Roman" w:hAnsi="Times New Roman" w:eastAsia="宋体"/>
-                <w:sz w:val="24"/>
-                <w:szCs w:val="24"/>
-                <w:vertAlign w:val="baseline"/>
-              </w:rPr>
-            </w:pPr>
-            <w:r>
-              <w:rPr>
-                <w:rFonts w:hint="eastAsia" w:ascii="Times New Roman" w:hAnsi="Times New Roman" w:eastAsia="宋体"/>
-                <w:sz w:val="24"/>
-                <w:szCs w:val="24"/>
-                <w:vertAlign w:val="baseline"/>
-              </w:rPr>
-              <w:t>一般可根据累计方差贡献率确定 k，例如前 k 个主成分累计贡献率达到85%以上</w:t>
-            </w:r>
+            <w:bookmarkStart w:id="0" w:name="_GoBack"/>
+            <w:bookmarkEnd w:id="0"/>
           </w:p>
         </w:tc>
       </w:tr>
@@ -2824,6 +2802,224 @@
               <w:spacing w:line="285" w:lineRule="atLeast"/>
               <w:jc w:val="left"/>
               <w:rPr>
+                <w:rFonts w:hint="default" w:ascii="Consolas" w:hAnsi="Consolas" w:eastAsia="Consolas" w:cs="Consolas"/>
+                <w:b w:val="0"/>
+                <w:bCs w:val="0"/>
+                <w:color w:val="6E7781"/>
+                <w:kern w:val="0"/>
+                <w:sz w:val="21"/>
+                <w:szCs w:val="21"/>
+                <w:shd w:val="clear" w:fill="FFFFFF"/>
+                <w:lang w:val="en-US" w:eastAsia="zh-CN" w:bidi="ar"/>
+              </w:rPr>
+            </w:pPr>
+            <w:r>
+              <w:rPr>
+                <w:rFonts w:hint="default" w:ascii="Consolas" w:hAnsi="Consolas" w:eastAsia="Consolas" w:cs="Consolas"/>
+                <w:b w:val="0"/>
+                <w:bCs w:val="0"/>
+                <w:color w:val="1F2328"/>
+                <w:kern w:val="0"/>
+                <w:sz w:val="21"/>
+                <w:szCs w:val="21"/>
+                <w:shd w:val="clear" w:fill="FFFFFF"/>
+                <w:lang w:val="en-US" w:eastAsia="zh-CN" w:bidi="ar"/>
+              </w:rPr>
+              <w:t>eig_vals</w:t>
+            </w:r>
+            <w:r>
+              <w:rPr>
+                <w:rFonts w:hint="default" w:ascii="Consolas" w:hAnsi="Consolas" w:eastAsia="Consolas" w:cs="Consolas"/>
+                <w:b w:val="0"/>
+                <w:bCs w:val="0"/>
+                <w:color w:val="202020"/>
+                <w:kern w:val="0"/>
+                <w:sz w:val="21"/>
+                <w:szCs w:val="21"/>
+                <w:shd w:val="clear" w:fill="FFFFFF"/>
+                <w:lang w:val="en-US" w:eastAsia="zh-CN" w:bidi="ar"/>
+              </w:rPr>
+              <w:t xml:space="preserve">, </w:t>
+            </w:r>
+            <w:r>
+              <w:rPr>
+                <w:rFonts w:hint="default" w:ascii="Consolas" w:hAnsi="Consolas" w:eastAsia="Consolas" w:cs="Consolas"/>
+                <w:b w:val="0"/>
+                <w:bCs w:val="0"/>
+                <w:color w:val="1F2328"/>
+                <w:kern w:val="0"/>
+                <w:sz w:val="21"/>
+                <w:szCs w:val="21"/>
+                <w:shd w:val="clear" w:fill="FFFFFF"/>
+                <w:lang w:val="en-US" w:eastAsia="zh-CN" w:bidi="ar"/>
+              </w:rPr>
+              <w:t>eig_vecs</w:t>
+            </w:r>
+            <w:r>
+              <w:rPr>
+                <w:rFonts w:hint="default" w:ascii="Consolas" w:hAnsi="Consolas" w:eastAsia="Consolas" w:cs="Consolas"/>
+                <w:b w:val="0"/>
+                <w:bCs w:val="0"/>
+                <w:color w:val="202020"/>
+                <w:kern w:val="0"/>
+                <w:sz w:val="21"/>
+                <w:szCs w:val="21"/>
+                <w:shd w:val="clear" w:fill="FFFFFF"/>
+                <w:lang w:val="en-US" w:eastAsia="zh-CN" w:bidi="ar"/>
+              </w:rPr>
+              <w:t xml:space="preserve"> </w:t>
+            </w:r>
+            <w:r>
+              <w:rPr>
+                <w:rFonts w:hint="default" w:ascii="Consolas" w:hAnsi="Consolas" w:eastAsia="Consolas" w:cs="Consolas"/>
+                <w:b w:val="0"/>
+                <w:bCs w:val="0"/>
+                <w:color w:val="000000"/>
+                <w:kern w:val="0"/>
+                <w:sz w:val="21"/>
+                <w:szCs w:val="21"/>
+                <w:shd w:val="clear" w:fill="FFFFFF"/>
+                <w:lang w:val="en-US" w:eastAsia="zh-CN" w:bidi="ar"/>
+              </w:rPr>
+              <w:t>=</w:t>
+            </w:r>
+            <w:r>
+              <w:rPr>
+                <w:rFonts w:hint="default" w:ascii="Consolas" w:hAnsi="Consolas" w:eastAsia="Consolas" w:cs="Consolas"/>
+                <w:b w:val="0"/>
+                <w:bCs w:val="0"/>
+                <w:color w:val="202020"/>
+                <w:kern w:val="0"/>
+                <w:sz w:val="21"/>
+                <w:szCs w:val="21"/>
+                <w:shd w:val="clear" w:fill="FFFFFF"/>
+                <w:lang w:val="en-US" w:eastAsia="zh-CN" w:bidi="ar"/>
+              </w:rPr>
+              <w:t xml:space="preserve"> </w:t>
+            </w:r>
+            <w:r>
+              <w:rPr>
+                <w:rFonts w:hint="default" w:ascii="Consolas" w:hAnsi="Consolas" w:eastAsia="Consolas" w:cs="Consolas"/>
+                <w:b w:val="0"/>
+                <w:bCs w:val="0"/>
+                <w:color w:val="267F99"/>
+                <w:kern w:val="0"/>
+                <w:sz w:val="21"/>
+                <w:szCs w:val="21"/>
+                <w:shd w:val="clear" w:fill="FFFFFF"/>
+                <w:lang w:val="en-US" w:eastAsia="zh-CN" w:bidi="ar"/>
+              </w:rPr>
+              <w:t>np</w:t>
+            </w:r>
+            <w:r>
+              <w:rPr>
+                <w:rFonts w:hint="default" w:ascii="Consolas" w:hAnsi="Consolas" w:eastAsia="Consolas" w:cs="Consolas"/>
+                <w:b w:val="0"/>
+                <w:bCs w:val="0"/>
+                <w:color w:val="202020"/>
+                <w:kern w:val="0"/>
+                <w:sz w:val="21"/>
+                <w:szCs w:val="21"/>
+                <w:shd w:val="clear" w:fill="FFFFFF"/>
+                <w:lang w:val="en-US" w:eastAsia="zh-CN" w:bidi="ar"/>
+              </w:rPr>
+              <w:t>.</w:t>
+            </w:r>
+            <w:r>
+              <w:rPr>
+                <w:rFonts w:hint="default" w:ascii="Consolas" w:hAnsi="Consolas" w:eastAsia="Consolas" w:cs="Consolas"/>
+                <w:b w:val="0"/>
+                <w:bCs w:val="0"/>
+                <w:color w:val="267F99"/>
+                <w:kern w:val="0"/>
+                <w:sz w:val="21"/>
+                <w:szCs w:val="21"/>
+                <w:shd w:val="clear" w:fill="FFFFFF"/>
+                <w:lang w:val="en-US" w:eastAsia="zh-CN" w:bidi="ar"/>
+              </w:rPr>
+              <w:t>linalg</w:t>
+            </w:r>
+            <w:r>
+              <w:rPr>
+                <w:rFonts w:hint="default" w:ascii="Consolas" w:hAnsi="Consolas" w:eastAsia="Consolas" w:cs="Consolas"/>
+                <w:b w:val="0"/>
+                <w:bCs w:val="0"/>
+                <w:color w:val="202020"/>
+                <w:kern w:val="0"/>
+                <w:sz w:val="21"/>
+                <w:szCs w:val="21"/>
+                <w:shd w:val="clear" w:fill="FFFFFF"/>
+                <w:lang w:val="en-US" w:eastAsia="zh-CN" w:bidi="ar"/>
+              </w:rPr>
+              <w:t>.</w:t>
+            </w:r>
+            <w:r>
+              <w:rPr>
+                <w:rFonts w:hint="default" w:ascii="Consolas" w:hAnsi="Consolas" w:eastAsia="Consolas" w:cs="Consolas"/>
+                <w:b w:val="0"/>
+                <w:bCs w:val="0"/>
+                <w:color w:val="8250DF"/>
+                <w:kern w:val="0"/>
+                <w:sz w:val="21"/>
+                <w:szCs w:val="21"/>
+                <w:shd w:val="clear" w:fill="FFFFFF"/>
+                <w:lang w:val="en-US" w:eastAsia="zh-CN" w:bidi="ar"/>
+              </w:rPr>
+              <w:t>eigh</w:t>
+            </w:r>
+            <w:r>
+              <w:rPr>
+                <w:rFonts w:hint="default" w:ascii="Consolas" w:hAnsi="Consolas" w:eastAsia="Consolas" w:cs="Consolas"/>
+                <w:b w:val="0"/>
+                <w:bCs w:val="0"/>
+                <w:color w:val="202020"/>
+                <w:kern w:val="0"/>
+                <w:sz w:val="21"/>
+                <w:szCs w:val="21"/>
+                <w:shd w:val="clear" w:fill="FFFFFF"/>
+                <w:lang w:val="en-US" w:eastAsia="zh-CN" w:bidi="ar"/>
+              </w:rPr>
+              <w:t>(</w:t>
+            </w:r>
+            <w:r>
+              <w:rPr>
+                <w:rFonts w:hint="default" w:ascii="Consolas" w:hAnsi="Consolas" w:eastAsia="Consolas" w:cs="Consolas"/>
+                <w:b w:val="0"/>
+                <w:bCs w:val="0"/>
+                <w:color w:val="1F2328"/>
+                <w:kern w:val="0"/>
+                <w:sz w:val="21"/>
+                <w:szCs w:val="21"/>
+                <w:shd w:val="clear" w:fill="FFFFFF"/>
+                <w:lang w:val="en-US" w:eastAsia="zh-CN" w:bidi="ar"/>
+              </w:rPr>
+              <w:t>cov_matrix</w:t>
+            </w:r>
+            <w:r>
+              <w:rPr>
+                <w:rFonts w:hint="default" w:ascii="Consolas" w:hAnsi="Consolas" w:eastAsia="Consolas" w:cs="Consolas"/>
+                <w:b w:val="0"/>
+                <w:bCs w:val="0"/>
+                <w:color w:val="202020"/>
+                <w:kern w:val="0"/>
+                <w:sz w:val="21"/>
+                <w:szCs w:val="21"/>
+                <w:shd w:val="clear" w:fill="FFFFFF"/>
+                <w:lang w:val="en-US" w:eastAsia="zh-CN" w:bidi="ar"/>
+              </w:rPr>
+              <w:t>)</w:t>
+            </w:r>
+          </w:p>
+          <w:p>
+            <w:pPr>
+              <w:keepNext w:val="0"/>
+              <w:keepLines w:val="0"/>
+              <w:widowControl/>
+              <w:suppressLineNumbers w:val="0"/>
+              <w:shd w:val="clear" w:fill="FFFFFF"/>
+              <w:spacing w:line="285" w:lineRule="atLeast"/>
+              <w:jc w:val="left"/>
+              <w:rPr>
                 <w:rFonts w:ascii="Consolas" w:hAnsi="Consolas" w:eastAsia="Consolas" w:cs="Consolas"/>
                 <w:b w:val="0"/>
                 <w:bCs w:val="0"/>
@@ -4798,8 +4994,8 @@
             <w:r>
               <w:drawing>
                 <wp:inline distT="0" distB="0" distL="114300" distR="114300">
-                  <wp:extent cx="3086100" cy="1343025"/>
-                  <wp:effectExtent l="0" t="0" r="0" b="9525"/>
+                  <wp:extent cx="3086100" cy="1009650"/>
+                  <wp:effectExtent l="0" t="0" r="0" b="0"/>
                   <wp:docPr id="6" name="图片 1"/>
                   <wp:cNvGraphicFramePr>
                     <a:graphicFrameLocks xmlns:a="http://schemas.openxmlformats.org/drawingml/2006/main" noChangeAspect="1"/>
@@ -4815,6 +5011,7 @@
                         </pic:nvPicPr>
                         <pic:blipFill>
                           <a:blip r:embed="rId7"/>
+                          <a:srcRect b="24823"/>
                           <a:stretch>
                             <a:fillRect/>
                           </a:stretch>
@@ -4822,7 +5019,7 @@
                         <pic:spPr>
                           <a:xfrm>
                             <a:off x="0" y="0"/>
-                            <a:ext cx="3086100" cy="1343025"/>
+                            <a:ext cx="3086100" cy="1009650"/>
                           </a:xfrm>
                           <a:prstGeom prst="rect">
                             <a:avLst/>
@@ -4838,8 +5035,6 @@
                 </wp:inline>
               </w:drawing>
             </w:r>
-            <w:bookmarkStart w:id="0" w:name="_GoBack"/>
-            <w:bookmarkEnd w:id="0"/>
           </w:p>
         </w:tc>
       </w:tr>
@@ -5004,8 +5199,8 @@
             <w:r>
               <w:drawing>
                 <wp:inline distT="0" distB="0" distL="114300" distR="114300">
-                  <wp:extent cx="3571875" cy="1304925"/>
-                  <wp:effectExtent l="0" t="0" r="9525" b="9525"/>
+                  <wp:extent cx="3571875" cy="1007110"/>
+                  <wp:effectExtent l="0" t="0" r="0" b="0"/>
                   <wp:docPr id="5" name="图片 5"/>
                   <wp:cNvGraphicFramePr>
                     <a:graphicFrameLocks xmlns:a="http://schemas.openxmlformats.org/drawingml/2006/main" noChangeAspect="1"/>
@@ -5021,6 +5216,7 @@
                         </pic:nvPicPr>
                         <pic:blipFill>
                           <a:blip r:embed="rId8"/>
+                          <a:srcRect b="22822"/>
                           <a:stretch>
                             <a:fillRect/>
                           </a:stretch>
@@ -5028,7 +5224,7 @@
                         <pic:spPr>
                           <a:xfrm>
                             <a:off x="0" y="0"/>
-                            <a:ext cx="3571875" cy="1304925"/>
+                            <a:ext cx="3571875" cy="1007110"/>
                           </a:xfrm>
                           <a:prstGeom prst="rect">
                             <a:avLst/>
@@ -5057,15 +5253,6 @@
           <w:szCs w:val="24"/>
         </w:rPr>
       </w:pPr>
-      <w:r>
-        <w:rPr>
-          <w:rFonts w:hint="eastAsia" w:ascii="Times New Roman" w:hAnsi="Times New Roman" w:eastAsia="宋体"/>
-          <w:b/>
-          <w:sz w:val="24"/>
-          <w:szCs w:val="24"/>
-        </w:rPr>
-        <w:t>手动 PCA 输出了全部 4 个主成分的解释方差比，而 sklearn 只取了前 2 个。</w:t>
-      </w:r>
     </w:p>
     <w:p>
       <w:pPr>
@@ -5360,7 +5547,7 @@
     <w:lsdException w:uiPriority="99" w:name="Table Web 2"/>
     <w:lsdException w:uiPriority="99" w:name="Table Web 3"/>
     <w:lsdException w:uiPriority="99" w:name="Balloon Text"/>
-    <w:lsdException w:unhideWhenUsed="0" w:uiPriority="39" w:semiHidden="0" w:name="Table Grid"/>
+    <w:lsdException w:qFormat="1" w:unhideWhenUsed="0" w:uiPriority="39" w:semiHidden="0" w:name="Table Grid"/>
     <w:lsdException w:uiPriority="99" w:name="Table Theme"/>
     <w:lsdException w:unhideWhenUsed="0" w:uiPriority="60" w:semiHidden="0" w:name="Light Shading"/>
     <w:lsdException w:unhideWhenUsed="0" w:uiPriority="61" w:semiHidden="0" w:name="Light List"/>
@@ -5546,6 +5733,7 @@
   <w:style w:type="table" w:styleId="5">
     <w:name w:val="Table Grid"/>
     <w:basedOn w:val="4"/>
+    <w:qFormat/>
     <w:uiPriority w:val="39"/>
     <w:pPr>
       <w:widowControl w:val="0"/>
@@ -5575,6 +5763,7 @@
     <w:name w:val="页眉 字符"/>
     <w:basedOn w:val="6"/>
     <w:link w:val="3"/>
+    <w:qFormat/>
     <w:uiPriority w:val="99"/>
     <w:rPr>
       <w:sz w:val="18"/>
